--- a/assets/evaluations/anglais/Anglais_S2_grille_enseignant.docx
+++ b/assets/evaluations/anglais/Anglais_S2_grille_enseignant.docx
@@ -22,7 +22,7 @@
         <w:rPr>
           <w:sz w:val="20"/>
         </w:rPr>
-        <w:t>3 situations courtes · une observation globale + compétences fines pour Progressions CE2</w:t>
+        <w:t>3 situations courtes · des traces fiables de compréhension et de communication</w:t>
       </w:r>
     </w:p>
     <w:p>
@@ -277,7 +277,7 @@
     </w:p>
     <w:p>
       <w:r>
-        <w:t>Goûts, localisation et courte description.</w:t>
+        <w:t>Goûts, localisation et courte description à l’oral.</w:t>
       </w:r>
     </w:p>
     <w:tbl>
@@ -572,12 +572,12 @@
           <w:b/>
           <w:sz w:val="24"/>
         </w:rPr>
-        <w:t>Situation 3 — 🌍 Culture / écrit d’appui</w:t>
+        <w:t>Situation 3 — 📖 Comprendre une histoire courte</w:t>
       </w:r>
     </w:p>
     <w:p>
       <w:r>
-        <w:t>Courte formule copiée et repère culturel.</w:t>
+        <w:t>Suivre l’essentiel d’une histoire courte entendue ; le repère culturel éventuel reste une observation complémentaire.</w:t>
       </w:r>
     </w:p>
     <w:tbl>
@@ -676,7 +676,7 @@
                 <w:b/>
                 <w:sz w:val="16"/>
               </w:rPr>
-              <w:t>ANG-P5-06</w:t>
+              <w:t>ANG-P5-04</w:t>
             </w:r>
           </w:p>
         </w:tc>
@@ -692,7 +692,7 @@
                 <w:b w:val="0"/>
                 <w:sz w:val="16"/>
               </w:rPr>
-              <w:t>Copier une très courte formule et reconnaître quelques repères culturels</w:t>
+              <w:t>Suivre le fil d’une histoire courte</w:t>
             </w:r>
           </w:p>
         </w:tc>
@@ -751,7 +751,7 @@
         <w:t xml:space="preserve">Règle pratique : </w:t>
       </w:r>
       <w:r>
-        <w:t>ne pas chercher une performance parfaite. Le bilan confirme les observations orales recueillies pendant le semestre.</w:t>
+        <w:t>la copie d’une formule reste une compétence du référentiel, mais n’est plus une situation du bilan semestriel. Le bilan privilégie compréhension et communication.</w:t>
       </w:r>
     </w:p>
     <w:sectPr>
